--- a/LAB2/1250080021_NguyenThanhCan_CNPM1_LAB02.docx
+++ b/LAB2/1250080021_NguyenThanhCan_CNPM1_LAB02.docx
@@ -4516,7 +4516,7 @@
       </w:pPr>
       <w:r>
         <w:lastRenderedPageBreak/>
-        <w:t>3. ĐẶC TẢ USE CASE</w:t>
+        <w:t xml:space="preserve">3. ĐẶC TẢ USE CASE VÀ MÔ HÌNH LỚP</w:t>
       </w:r>
     </w:p>
     <w:p>
@@ -21080,7 +21080,7 @@
           <w:lang w:val="en-US"/>
         </w:rPr>
         <w:lastRenderedPageBreak/>
-        <w:t>Sơ đồ CLASS</w:t>
+        <w:t xml:space="preserve">3.12. Biểu đồ lớp của hệ thống</w:t>
       </w:r>
     </w:p>
     <w:p>
@@ -21088,6 +21088,7 @@
         <w:rPr>
           <w:lang w:val="en-US"/>
         </w:rPr>
+        <w:keepNext/>
       </w:pPr>
       <w:r>
         <w:rPr>
@@ -21145,10 +21146,12 @@
     </w:p>
     <w:p>
       <w:pPr>
-        <w:rPr>
-          <w:lang w:val="en-US"/>
-        </w:rPr>
+        <w:pStyle w:val="Caption1"/>
+        <w:jc w:val="center"/>
       </w:pPr>
+      <w:r>
+        <w:t>Hình 2. Biểu đồ lớp hệ thống quản lý thư viện</w:t>
+      </w:r>
     </w:p>
     <w:p>
       <w:pPr>
@@ -21234,7 +21237,7 @@
         <w:rPr>
           <w:color w:val="000000"/>
         </w:rPr>
-        <w:t>Hình 2. Activity quản lý đầu sách</w:t>
+        <w:t xml:space="preserve">Hình 3. Activity quản lý đầu sách</w:t>
       </w:r>
     </w:p>
     <w:p>
@@ -21312,7 +21315,7 @@
         <w:rPr>
           <w:color w:val="000000"/>
         </w:rPr>
-        <w:t>Hình 3. Activity cấp và gia hạn thẻ</w:t>
+        <w:t xml:space="preserve">Hình 4. Activity cấp và gia hạn thẻ</w:t>
       </w:r>
     </w:p>
     <w:p>
@@ -21390,7 +21393,7 @@
         <w:rPr>
           <w:color w:val="000000"/>
         </w:rPr>
-        <w:t>Hình 4. Activity lập phiếu mượn</w:t>
+        <w:t xml:space="preserve">Hình 5. Activity lập phiếu mượn</w:t>
       </w:r>
     </w:p>
     <w:p>
@@ -21468,7 +21471,7 @@
         <w:rPr>
           <w:color w:val="000000"/>
         </w:rPr>
-        <w:t>Hình 5. Activity nhận trả sách và lập phiếu phạt</w:t>
+        <w:t xml:space="preserve">Hình 6. Activity nhận trả sách và lập phiếu phạt</w:t>
       </w:r>
     </w:p>
     <w:p>
@@ -21546,7 +21549,7 @@
         <w:rPr>
           <w:color w:val="000000"/>
         </w:rPr>
-        <w:t>Hình 6. Activity thống kê hoạt động thư viện</w:t>
+        <w:t xml:space="preserve">Hình 7. Activity thống kê hoạt động thư viện</w:t>
       </w:r>
     </w:p>
     <w:p>
@@ -21633,7 +21636,7 @@
         <w:rPr>
           <w:color w:val="000000"/>
         </w:rPr>
-        <w:t>Hình 7. Sequence quản lý đầu sách</w:t>
+        <w:t xml:space="preserve">Hình 8. Sequence quản lý đầu sách</w:t>
       </w:r>
     </w:p>
     <w:p>
@@ -21711,7 +21714,7 @@
         <w:rPr>
           <w:color w:val="000000"/>
         </w:rPr>
-        <w:t>Hình 8. Sequence cấp và gia hạn thẻ</w:t>
+        <w:t xml:space="preserve">Hình 9. Sequence cấp và gia hạn thẻ</w:t>
       </w:r>
     </w:p>
     <w:p>
@@ -21789,7 +21792,7 @@
         <w:rPr>
           <w:color w:val="000000"/>
         </w:rPr>
-        <w:t>Hình 9. Sequence lập phiếu mượn</w:t>
+        <w:t xml:space="preserve">Hình 10. Sequence lập phiếu mượn</w:t>
       </w:r>
     </w:p>
     <w:p>
@@ -21867,7 +21870,7 @@
         <w:rPr>
           <w:color w:val="000000"/>
         </w:rPr>
-        <w:t>Hình 10. Sequence nhận trả sách và lập phiếu phạt</w:t>
+        <w:t xml:space="preserve">Hình 11. Sequence nhận trả sách và lập phiếu phạt</w:t>
       </w:r>
     </w:p>
     <w:p>
@@ -21945,7 +21948,7 @@
         <w:rPr>
           <w:color w:val="000000"/>
         </w:rPr>
-        <w:t>Hình 11. Sequence thống kê hoạt động thư viện</w:t>
+        <w:t xml:space="preserve">Hình 12. Sequence thống kê hoạt động thư viện</w:t>
       </w:r>
     </w:p>
     <w:p>
@@ -22048,7 +22051,7 @@
         <w:rPr>
           <w:color w:val="000000"/>
         </w:rPr>
-        <w:t>Hình 12. Sơ đồ quan hệ dữ liệu của hệ thống</w:t>
+        <w:t xml:space="preserve">Hình 13. Sơ đồ quan hệ dữ liệu của hệ thống</w:t>
       </w:r>
     </w:p>
     <w:p>
@@ -22804,7 +22807,7 @@
         <w:rPr>
           <w:lang w:val="en-US"/>
         </w:rPr>
-        <w:t>Scrip SQL</w:t>
+        <w:t xml:space="preserve">6.2.1. Script SQL</w:t>
       </w:r>
     </w:p>
     <w:p>
@@ -45055,14 +45058,8 @@
         <w:rPr>
           <w:color w:val="000000"/>
         </w:rPr>
-        <w:t>Hình 13. Sơ đồ điều hướng các form</w:t>
-      </w:r>
-    </w:p>
-    <w:p>
-      <w:pPr>
-        <w:pStyle w:val="Caption1"/>
-        <w:jc w:val="center"/>
-      </w:pPr>
+        <w:t xml:space="preserve">Hình 14. Sơ đồ điều hướng các form</w:t>
+      </w:r>
     </w:p>
     <w:tbl>
       <w:tblPr>
